--- a/软件设计规格说明书-模板格式最终版.docx
+++ b/软件设计规格说明书-模板格式最终版.docx
@@ -205,16 +205,16 @@
         <w:tblLook w:val="04A0" w:firstRow="1" w:lastRow="0" w:firstColumn="1" w:lastColumn="0" w:noHBand="0" w:noVBand="1"/>
       </w:tblPr>
       <w:tblGrid>
-        <w:gridCol w:w="773"/>
-        <w:gridCol w:w="1585"/>
-        <w:gridCol w:w="1290"/>
-        <w:gridCol w:w="3857"/>
-        <w:gridCol w:w="1023"/>
+        <w:gridCol w:w="1662"/>
+        <w:gridCol w:w="1662"/>
+        <w:gridCol w:w="1662"/>
+        <w:gridCol w:w="1662"/>
+        <w:gridCol w:w="1662"/>
       </w:tblGrid>
       <w:tr>
         <w:tc>
           <w:tcPr>
-            <w:tcW w:w="850" w:type="dxa"/>
+            <w:tcW w:w="1662" w:type="dxa"/>
           </w:tcPr>
           <w:p>
             <w:pPr>
@@ -234,7 +234,7 @@
         </w:tc>
         <w:tc>
           <w:tcPr>
-            <w:tcW w:w="1701" w:type="dxa"/>
+            <w:tcW w:w="1662" w:type="dxa"/>
           </w:tcPr>
           <w:p>
             <w:pPr>
@@ -254,7 +254,7 @@
         </w:tc>
         <w:tc>
           <w:tcPr>
-            <w:tcW w:w="1474" w:type="dxa"/>
+            <w:tcW w:w="1662" w:type="dxa"/>
           </w:tcPr>
           <w:p>
             <w:pPr>
@@ -274,7 +274,7 @@
         </w:tc>
         <w:tc>
           <w:tcPr>
-            <w:tcW w:w="4535" w:type="dxa"/>
+            <w:tcW w:w="1662" w:type="dxa"/>
           </w:tcPr>
           <w:p>
             <w:pPr>
@@ -294,7 +294,7 @@
         </w:tc>
         <w:tc>
           <w:tcPr>
-            <w:tcW w:w="1134" w:type="dxa"/>
+            <w:tcW w:w="1662" w:type="dxa"/>
           </w:tcPr>
           <w:p>
             <w:pPr>
@@ -316,7 +316,7 @@
       <w:tr>
         <w:tc>
           <w:tcPr>
-            <w:tcW w:w="850" w:type="dxa"/>
+            <w:tcW w:w="1662" w:type="dxa"/>
           </w:tcPr>
           <w:p>
             <w:pPr>
@@ -335,7 +335,7 @@
         </w:tc>
         <w:tc>
           <w:tcPr>
-            <w:tcW w:w="1701" w:type="dxa"/>
+            <w:tcW w:w="1662" w:type="dxa"/>
           </w:tcPr>
           <w:p>
             <w:pPr>
@@ -354,7 +354,7 @@
         </w:tc>
         <w:tc>
           <w:tcPr>
-            <w:tcW w:w="1474" w:type="dxa"/>
+            <w:tcW w:w="1662" w:type="dxa"/>
           </w:tcPr>
           <w:p>
             <w:pPr>
@@ -373,7 +373,7 @@
         </w:tc>
         <w:tc>
           <w:tcPr>
-            <w:tcW w:w="4535" w:type="dxa"/>
+            <w:tcW w:w="1662" w:type="dxa"/>
           </w:tcPr>
           <w:p>
             <w:pPr>
@@ -392,7 +392,7 @@
         </w:tc>
         <w:tc>
           <w:tcPr>
-            <w:tcW w:w="1134" w:type="dxa"/>
+            <w:tcW w:w="1662" w:type="dxa"/>
           </w:tcPr>
           <w:p>
             <w:pPr>
@@ -413,7 +413,7 @@
       <w:tr>
         <w:tc>
           <w:tcPr>
-            <w:tcW w:w="850" w:type="dxa"/>
+            <w:tcW w:w="1662" w:type="dxa"/>
           </w:tcPr>
           <w:p>
             <w:pPr>
@@ -432,7 +432,7 @@
         </w:tc>
         <w:tc>
           <w:tcPr>
-            <w:tcW w:w="1701" w:type="dxa"/>
+            <w:tcW w:w="1662" w:type="dxa"/>
           </w:tcPr>
           <w:p>
             <w:pPr>
@@ -451,7 +451,7 @@
         </w:tc>
         <w:tc>
           <w:tcPr>
-            <w:tcW w:w="1474" w:type="dxa"/>
+            <w:tcW w:w="1662" w:type="dxa"/>
           </w:tcPr>
           <w:p>
             <w:pPr>
@@ -470,7 +470,7 @@
         </w:tc>
         <w:tc>
           <w:tcPr>
-            <w:tcW w:w="4535" w:type="dxa"/>
+            <w:tcW w:w="1662" w:type="dxa"/>
           </w:tcPr>
           <w:p>
             <w:pPr>
@@ -489,7 +489,7 @@
         </w:tc>
         <w:tc>
           <w:tcPr>
-            <w:tcW w:w="1134" w:type="dxa"/>
+            <w:tcW w:w="1662" w:type="dxa"/>
           </w:tcPr>
           <w:p>
             <w:pPr>
@@ -510,7 +510,7 @@
       <w:tr>
         <w:tc>
           <w:tcPr>
-            <w:tcW w:w="850" w:type="dxa"/>
+            <w:tcW w:w="1662" w:type="dxa"/>
           </w:tcPr>
           <w:p>
             <w:pPr>
@@ -529,7 +529,7 @@
         </w:tc>
         <w:tc>
           <w:tcPr>
-            <w:tcW w:w="1701" w:type="dxa"/>
+            <w:tcW w:w="1662" w:type="dxa"/>
           </w:tcPr>
           <w:p>
             <w:pPr>
@@ -548,7 +548,7 @@
         </w:tc>
         <w:tc>
           <w:tcPr>
-            <w:tcW w:w="1474" w:type="dxa"/>
+            <w:tcW w:w="1662" w:type="dxa"/>
           </w:tcPr>
           <w:p>
             <w:pPr>
@@ -567,7 +567,7 @@
         </w:tc>
         <w:tc>
           <w:tcPr>
-            <w:tcW w:w="4535" w:type="dxa"/>
+            <w:tcW w:w="1662" w:type="dxa"/>
           </w:tcPr>
           <w:p>
             <w:pPr>
@@ -586,7 +586,7 @@
         </w:tc>
         <w:tc>
           <w:tcPr>
-            <w:tcW w:w="1134" w:type="dxa"/>
+            <w:tcW w:w="1662" w:type="dxa"/>
           </w:tcPr>
           <w:p>
             <w:pPr>
@@ -607,7 +607,7 @@
       <w:tr>
         <w:tc>
           <w:tcPr>
-            <w:tcW w:w="850" w:type="dxa"/>
+            <w:tcW w:w="1662" w:type="dxa"/>
           </w:tcPr>
           <w:p>
             <w:pPr>
@@ -626,7 +626,7 @@
         </w:tc>
         <w:tc>
           <w:tcPr>
-            <w:tcW w:w="1701" w:type="dxa"/>
+            <w:tcW w:w="1662" w:type="dxa"/>
           </w:tcPr>
           <w:p>
             <w:pPr>
@@ -645,7 +645,7 @@
         </w:tc>
         <w:tc>
           <w:tcPr>
-            <w:tcW w:w="1474" w:type="dxa"/>
+            <w:tcW w:w="1662" w:type="dxa"/>
           </w:tcPr>
           <w:p>
             <w:pPr>
@@ -664,7 +664,7 @@
         </w:tc>
         <w:tc>
           <w:tcPr>
-            <w:tcW w:w="4535" w:type="dxa"/>
+            <w:tcW w:w="1662" w:type="dxa"/>
           </w:tcPr>
           <w:p>
             <w:pPr>
@@ -683,7 +683,7 @@
         </w:tc>
         <w:tc>
           <w:tcPr>
-            <w:tcW w:w="1134" w:type="dxa"/>
+            <w:tcW w:w="1662" w:type="dxa"/>
           </w:tcPr>
           <w:p>
             <w:pPr>
@@ -704,7 +704,7 @@
       <w:tr>
         <w:tc>
           <w:tcPr>
-            <w:tcW w:w="850" w:type="dxa"/>
+            <w:tcW w:w="1662" w:type="dxa"/>
           </w:tcPr>
           <w:p>
             <w:pPr>
@@ -723,7 +723,7 @@
         </w:tc>
         <w:tc>
           <w:tcPr>
-            <w:tcW w:w="1701" w:type="dxa"/>
+            <w:tcW w:w="1662" w:type="dxa"/>
           </w:tcPr>
           <w:p>
             <w:pPr>
@@ -742,7 +742,7 @@
         </w:tc>
         <w:tc>
           <w:tcPr>
-            <w:tcW w:w="1474" w:type="dxa"/>
+            <w:tcW w:w="1662" w:type="dxa"/>
           </w:tcPr>
           <w:p>
             <w:pPr>
@@ -761,7 +761,7 @@
         </w:tc>
         <w:tc>
           <w:tcPr>
-            <w:tcW w:w="4535" w:type="dxa"/>
+            <w:tcW w:w="1662" w:type="dxa"/>
           </w:tcPr>
           <w:p>
             <w:pPr>
@@ -780,7 +780,7 @@
         </w:tc>
         <w:tc>
           <w:tcPr>
-            <w:tcW w:w="1134" w:type="dxa"/>
+            <w:tcW w:w="1662" w:type="dxa"/>
           </w:tcPr>
           <w:p>
             <w:pPr>
@@ -801,7 +801,7 @@
       <w:tr>
         <w:tc>
           <w:tcPr>
-            <w:tcW w:w="850" w:type="dxa"/>
+            <w:tcW w:w="1662" w:type="dxa"/>
           </w:tcPr>
           <w:p>
             <w:pPr>
@@ -820,7 +820,7 @@
         </w:tc>
         <w:tc>
           <w:tcPr>
-            <w:tcW w:w="1701" w:type="dxa"/>
+            <w:tcW w:w="1662" w:type="dxa"/>
           </w:tcPr>
           <w:p>
             <w:pPr>
@@ -839,7 +839,7 @@
         </w:tc>
         <w:tc>
           <w:tcPr>
-            <w:tcW w:w="1474" w:type="dxa"/>
+            <w:tcW w:w="1662" w:type="dxa"/>
           </w:tcPr>
           <w:p>
             <w:pPr>
@@ -858,7 +858,7 @@
         </w:tc>
         <w:tc>
           <w:tcPr>
-            <w:tcW w:w="4535" w:type="dxa"/>
+            <w:tcW w:w="1662" w:type="dxa"/>
           </w:tcPr>
           <w:p>
             <w:pPr>
@@ -877,7 +877,7 @@
         </w:tc>
         <w:tc>
           <w:tcPr>
-            <w:tcW w:w="1134" w:type="dxa"/>
+            <w:tcW w:w="1662" w:type="dxa"/>
           </w:tcPr>
           <w:p>
             <w:pPr>
@@ -898,7 +898,7 @@
       <w:tr>
         <w:tc>
           <w:tcPr>
-            <w:tcW w:w="850" w:type="dxa"/>
+            <w:tcW w:w="1662" w:type="dxa"/>
           </w:tcPr>
           <w:p>
             <w:pPr>
@@ -917,7 +917,7 @@
         </w:tc>
         <w:tc>
           <w:tcPr>
-            <w:tcW w:w="1701" w:type="dxa"/>
+            <w:tcW w:w="1662" w:type="dxa"/>
           </w:tcPr>
           <w:p>
             <w:pPr>
@@ -936,7 +936,7 @@
         </w:tc>
         <w:tc>
           <w:tcPr>
-            <w:tcW w:w="1474" w:type="dxa"/>
+            <w:tcW w:w="1662" w:type="dxa"/>
           </w:tcPr>
           <w:p>
             <w:pPr>
@@ -955,7 +955,7 @@
         </w:tc>
         <w:tc>
           <w:tcPr>
-            <w:tcW w:w="4535" w:type="dxa"/>
+            <w:tcW w:w="1662" w:type="dxa"/>
           </w:tcPr>
           <w:p>
             <w:pPr>
@@ -992,7 +992,7 @@
         </w:tc>
         <w:tc>
           <w:tcPr>
-            <w:tcW w:w="1134" w:type="dxa"/>
+            <w:tcW w:w="1662" w:type="dxa"/>
           </w:tcPr>
           <w:p>
             <w:pPr>
@@ -1013,7 +1013,104 @@
       <w:tr>
         <w:tc>
           <w:tcPr>
-            <w:tcW w:w="850" w:type="dxa"/>
+            <w:tcW w:w="1662" w:type="dxa"/>
+          </w:tcPr>
+          <w:p>
+            <w:pPr>
+              <w:jc w:val="center"/>
+              <w:rPr>
+                <w:rFonts w:hint="eastAsia"/>
+              </w:rPr>
+            </w:pPr>
+            <w:r>
+              <w:rPr>
+                <w:sz w:val="18"/>
+              </w:rPr>
+              <w:t>8</w:t>
+            </w:r>
+          </w:p>
+        </w:tc>
+        <w:tc>
+          <w:tcPr>
+            <w:tcW w:w="1662" w:type="dxa"/>
+          </w:tcPr>
+          <w:p>
+            <w:pPr>
+              <w:jc w:val="center"/>
+              <w:rPr>
+                <w:rFonts w:hint="eastAsia"/>
+              </w:rPr>
+            </w:pPr>
+            <w:r>
+              <w:rPr>
+                <w:sz w:val="18"/>
+              </w:rPr>
+              <w:t>2026.5.15</w:t>
+            </w:r>
+          </w:p>
+        </w:tc>
+        <w:tc>
+          <w:tcPr>
+            <w:tcW w:w="1662" w:type="dxa"/>
+          </w:tcPr>
+          <w:p>
+            <w:pPr>
+              <w:jc w:val="center"/>
+              <w:rPr>
+                <w:rFonts w:hint="eastAsia"/>
+              </w:rPr>
+            </w:pPr>
+            <w:r>
+              <w:rPr>
+                <w:sz w:val="18"/>
+              </w:rPr>
+              <w:t>钟晓懿</w:t>
+            </w:r>
+          </w:p>
+        </w:tc>
+        <w:tc>
+          <w:tcPr>
+            <w:tcW w:w="1662" w:type="dxa"/>
+          </w:tcPr>
+          <w:p>
+            <w:pPr>
+              <w:jc w:val="center"/>
+              <w:rPr>
+                <w:rFonts w:hint="eastAsia"/>
+              </w:rPr>
+            </w:pPr>
+            <w:r>
+              <w:rPr>
+                <w:sz w:val="18"/>
+              </w:rPr>
+              <w:t>完善了图表的解释说明</w:t>
+            </w:r>
+          </w:p>
+        </w:tc>
+        <w:tc>
+          <w:tcPr>
+            <w:tcW w:w="1662" w:type="dxa"/>
+          </w:tcPr>
+          <w:p>
+            <w:pPr>
+              <w:jc w:val="center"/>
+              <w:rPr>
+                <w:rFonts w:hint="eastAsia"/>
+              </w:rPr>
+            </w:pPr>
+            <w:r>
+              <w:rPr>
+                <w:sz w:val="18"/>
+              </w:rPr>
+              <w:t>1.7</w:t>
+            </w:r>
+          </w:p>
+        </w:tc>
+      </w:tr>
+      <w:tr>
+        <w:tc>
+          <w:tcPr>
+            <w:tcW w:w="1662" w:type="dxa"/>
           </w:tcPr>
           <w:p>
             <w:pPr>
@@ -1026,7 +1123,7 @@
         </w:tc>
         <w:tc>
           <w:tcPr>
-            <w:tcW w:w="1701" w:type="dxa"/>
+            <w:tcW w:w="1662" w:type="dxa"/>
           </w:tcPr>
           <w:p>
             <w:pPr>
@@ -1039,7 +1136,7 @@
         </w:tc>
         <w:tc>
           <w:tcPr>
-            <w:tcW w:w="1474" w:type="dxa"/>
+            <w:tcW w:w="1662" w:type="dxa"/>
           </w:tcPr>
           <w:p>
             <w:pPr>
@@ -1052,7 +1149,7 @@
         </w:tc>
         <w:tc>
           <w:tcPr>
-            <w:tcW w:w="4535" w:type="dxa"/>
+            <w:tcW w:w="1662" w:type="dxa"/>
           </w:tcPr>
           <w:p>
             <w:pPr>
@@ -1065,7 +1162,7 @@
         </w:tc>
         <w:tc>
           <w:tcPr>
-            <w:tcW w:w="1134" w:type="dxa"/>
+            <w:tcW w:w="1662" w:type="dxa"/>
           </w:tcPr>
           <w:p>
             <w:pPr>
@@ -1080,7 +1177,7 @@
       <w:tr>
         <w:tc>
           <w:tcPr>
-            <w:tcW w:w="850" w:type="dxa"/>
+            <w:tcW w:w="1662" w:type="dxa"/>
           </w:tcPr>
           <w:p>
             <w:pPr>
@@ -1093,7 +1190,7 @@
         </w:tc>
         <w:tc>
           <w:tcPr>
-            <w:tcW w:w="1701" w:type="dxa"/>
+            <w:tcW w:w="1662" w:type="dxa"/>
           </w:tcPr>
           <w:p>
             <w:pPr>
@@ -1106,7 +1203,7 @@
         </w:tc>
         <w:tc>
           <w:tcPr>
-            <w:tcW w:w="1474" w:type="dxa"/>
+            <w:tcW w:w="1662" w:type="dxa"/>
           </w:tcPr>
           <w:p>
             <w:pPr>
@@ -1119,7 +1216,7 @@
         </w:tc>
         <w:tc>
           <w:tcPr>
-            <w:tcW w:w="4535" w:type="dxa"/>
+            <w:tcW w:w="1662" w:type="dxa"/>
           </w:tcPr>
           <w:p>
             <w:pPr>
@@ -1132,7 +1229,7 @@
         </w:tc>
         <w:tc>
           <w:tcPr>
-            <w:tcW w:w="1134" w:type="dxa"/>
+            <w:tcW w:w="1662" w:type="dxa"/>
           </w:tcPr>
           <w:p>
             <w:pPr>
@@ -1147,7 +1244,7 @@
       <w:tr>
         <w:tc>
           <w:tcPr>
-            <w:tcW w:w="850" w:type="dxa"/>
+            <w:tcW w:w="1662" w:type="dxa"/>
           </w:tcPr>
           <w:p>
             <w:pPr>
@@ -1160,7 +1257,7 @@
         </w:tc>
         <w:tc>
           <w:tcPr>
-            <w:tcW w:w="1701" w:type="dxa"/>
+            <w:tcW w:w="1662" w:type="dxa"/>
           </w:tcPr>
           <w:p>
             <w:pPr>
@@ -1173,7 +1270,7 @@
         </w:tc>
         <w:tc>
           <w:tcPr>
-            <w:tcW w:w="1474" w:type="dxa"/>
+            <w:tcW w:w="1662" w:type="dxa"/>
           </w:tcPr>
           <w:p>
             <w:pPr>
@@ -1186,7 +1283,7 @@
         </w:tc>
         <w:tc>
           <w:tcPr>
-            <w:tcW w:w="4535" w:type="dxa"/>
+            <w:tcW w:w="1662" w:type="dxa"/>
           </w:tcPr>
           <w:p>
             <w:pPr>
@@ -1199,7 +1296,7 @@
         </w:tc>
         <w:tc>
           <w:tcPr>
-            <w:tcW w:w="1134" w:type="dxa"/>
+            <w:tcW w:w="1662" w:type="dxa"/>
           </w:tcPr>
           <w:p>
             <w:pPr>
@@ -1214,7 +1311,7 @@
       <w:tr>
         <w:tc>
           <w:tcPr>
-            <w:tcW w:w="850" w:type="dxa"/>
+            <w:tcW w:w="1662" w:type="dxa"/>
           </w:tcPr>
           <w:p>
             <w:pPr>
@@ -1227,7 +1324,7 @@
         </w:tc>
         <w:tc>
           <w:tcPr>
-            <w:tcW w:w="1701" w:type="dxa"/>
+            <w:tcW w:w="1662" w:type="dxa"/>
           </w:tcPr>
           <w:p>
             <w:pPr>
@@ -1240,7 +1337,7 @@
         </w:tc>
         <w:tc>
           <w:tcPr>
-            <w:tcW w:w="1474" w:type="dxa"/>
+            <w:tcW w:w="1662" w:type="dxa"/>
           </w:tcPr>
           <w:p>
             <w:pPr>
@@ -1253,7 +1350,7 @@
         </w:tc>
         <w:tc>
           <w:tcPr>
-            <w:tcW w:w="4535" w:type="dxa"/>
+            <w:tcW w:w="1662" w:type="dxa"/>
           </w:tcPr>
           <w:p>
             <w:pPr>
@@ -1266,7 +1363,7 @@
         </w:tc>
         <w:tc>
           <w:tcPr>
-            <w:tcW w:w="1134" w:type="dxa"/>
+            <w:tcW w:w="1662" w:type="dxa"/>
           </w:tcPr>
           <w:p>
             <w:pPr>
@@ -1281,7 +1378,7 @@
       <w:tr>
         <w:tc>
           <w:tcPr>
-            <w:tcW w:w="850" w:type="dxa"/>
+            <w:tcW w:w="1662" w:type="dxa"/>
           </w:tcPr>
           <w:p>
             <w:pPr>
@@ -1294,7 +1391,7 @@
         </w:tc>
         <w:tc>
           <w:tcPr>
-            <w:tcW w:w="1701" w:type="dxa"/>
+            <w:tcW w:w="1662" w:type="dxa"/>
           </w:tcPr>
           <w:p>
             <w:pPr>
@@ -1307,7 +1404,7 @@
         </w:tc>
         <w:tc>
           <w:tcPr>
-            <w:tcW w:w="1474" w:type="dxa"/>
+            <w:tcW w:w="1662" w:type="dxa"/>
           </w:tcPr>
           <w:p>
             <w:pPr>
@@ -1320,7 +1417,7 @@
         </w:tc>
         <w:tc>
           <w:tcPr>
-            <w:tcW w:w="4535" w:type="dxa"/>
+            <w:tcW w:w="1662" w:type="dxa"/>
           </w:tcPr>
           <w:p>
             <w:pPr>
@@ -1333,7 +1430,7 @@
         </w:tc>
         <w:tc>
           <w:tcPr>
-            <w:tcW w:w="1134" w:type="dxa"/>
+            <w:tcW w:w="1662" w:type="dxa"/>
           </w:tcPr>
           <w:p>
             <w:pPr>
@@ -1348,7 +1445,7 @@
       <w:tr>
         <w:tc>
           <w:tcPr>
-            <w:tcW w:w="850" w:type="dxa"/>
+            <w:tcW w:w="1662" w:type="dxa"/>
           </w:tcPr>
           <w:p>
             <w:pPr>
@@ -1361,7 +1458,7 @@
         </w:tc>
         <w:tc>
           <w:tcPr>
-            <w:tcW w:w="1701" w:type="dxa"/>
+            <w:tcW w:w="1662" w:type="dxa"/>
           </w:tcPr>
           <w:p>
             <w:pPr>
@@ -1374,7 +1471,7 @@
         </w:tc>
         <w:tc>
           <w:tcPr>
-            <w:tcW w:w="1474" w:type="dxa"/>
+            <w:tcW w:w="1662" w:type="dxa"/>
           </w:tcPr>
           <w:p>
             <w:pPr>
@@ -1387,7 +1484,7 @@
         </w:tc>
         <w:tc>
           <w:tcPr>
-            <w:tcW w:w="4535" w:type="dxa"/>
+            <w:tcW w:w="1662" w:type="dxa"/>
           </w:tcPr>
           <w:p>
             <w:pPr>
@@ -1400,7 +1497,7 @@
         </w:tc>
         <w:tc>
           <w:tcPr>
-            <w:tcW w:w="1134" w:type="dxa"/>
+            <w:tcW w:w="1662" w:type="dxa"/>
           </w:tcPr>
           <w:p>
             <w:pPr>
@@ -1415,7 +1512,7 @@
       <w:tr>
         <w:tc>
           <w:tcPr>
-            <w:tcW w:w="850" w:type="dxa"/>
+            <w:tcW w:w="1662" w:type="dxa"/>
           </w:tcPr>
           <w:p>
             <w:pPr>
@@ -1428,7 +1525,7 @@
         </w:tc>
         <w:tc>
           <w:tcPr>
-            <w:tcW w:w="1701" w:type="dxa"/>
+            <w:tcW w:w="1662" w:type="dxa"/>
           </w:tcPr>
           <w:p>
             <w:pPr>
@@ -1441,7 +1538,7 @@
         </w:tc>
         <w:tc>
           <w:tcPr>
-            <w:tcW w:w="1474" w:type="dxa"/>
+            <w:tcW w:w="1662" w:type="dxa"/>
           </w:tcPr>
           <w:p>
             <w:pPr>
@@ -1454,7 +1551,7 @@
         </w:tc>
         <w:tc>
           <w:tcPr>
-            <w:tcW w:w="4535" w:type="dxa"/>
+            <w:tcW w:w="1662" w:type="dxa"/>
           </w:tcPr>
           <w:p>
             <w:pPr>
@@ -1467,7 +1564,7 @@
         </w:tc>
         <w:tc>
           <w:tcPr>
-            <w:tcW w:w="1134" w:type="dxa"/>
+            <w:tcW w:w="1662" w:type="dxa"/>
           </w:tcPr>
           <w:p>
             <w:pPr>
@@ -1482,7 +1579,7 @@
       <w:tr>
         <w:tc>
           <w:tcPr>
-            <w:tcW w:w="850" w:type="dxa"/>
+            <w:tcW w:w="1662" w:type="dxa"/>
           </w:tcPr>
           <w:p>
             <w:pPr>
@@ -1495,7 +1592,7 @@
         </w:tc>
         <w:tc>
           <w:tcPr>
-            <w:tcW w:w="1701" w:type="dxa"/>
+            <w:tcW w:w="1662" w:type="dxa"/>
           </w:tcPr>
           <w:p>
             <w:pPr>
@@ -1508,7 +1605,7 @@
         </w:tc>
         <w:tc>
           <w:tcPr>
-            <w:tcW w:w="1474" w:type="dxa"/>
+            <w:tcW w:w="1662" w:type="dxa"/>
           </w:tcPr>
           <w:p>
             <w:pPr>
@@ -1521,7 +1618,7 @@
         </w:tc>
         <w:tc>
           <w:tcPr>
-            <w:tcW w:w="4535" w:type="dxa"/>
+            <w:tcW w:w="1662" w:type="dxa"/>
           </w:tcPr>
           <w:p>
             <w:pPr>
@@ -1534,74 +1631,7 @@
         </w:tc>
         <w:tc>
           <w:tcPr>
-            <w:tcW w:w="1134" w:type="dxa"/>
-          </w:tcPr>
-          <w:p>
-            <w:pPr>
-              <w:jc w:val="center"/>
-              <w:rPr>
-                <w:rFonts w:hint="eastAsia"/>
-              </w:rPr>
-            </w:pPr>
-          </w:p>
-        </w:tc>
-      </w:tr>
-      <w:tr>
-        <w:tc>
-          <w:tcPr>
-            <w:tcW w:w="850" w:type="dxa"/>
-          </w:tcPr>
-          <w:p>
-            <w:pPr>
-              <w:jc w:val="center"/>
-              <w:rPr>
-                <w:rFonts w:hint="eastAsia"/>
-              </w:rPr>
-            </w:pPr>
-          </w:p>
-        </w:tc>
-        <w:tc>
-          <w:tcPr>
-            <w:tcW w:w="1701" w:type="dxa"/>
-          </w:tcPr>
-          <w:p>
-            <w:pPr>
-              <w:jc w:val="center"/>
-              <w:rPr>
-                <w:rFonts w:hint="eastAsia"/>
-              </w:rPr>
-            </w:pPr>
-          </w:p>
-        </w:tc>
-        <w:tc>
-          <w:tcPr>
-            <w:tcW w:w="1474" w:type="dxa"/>
-          </w:tcPr>
-          <w:p>
-            <w:pPr>
-              <w:jc w:val="center"/>
-              <w:rPr>
-                <w:rFonts w:hint="eastAsia"/>
-              </w:rPr>
-            </w:pPr>
-          </w:p>
-        </w:tc>
-        <w:tc>
-          <w:tcPr>
-            <w:tcW w:w="4535" w:type="dxa"/>
-          </w:tcPr>
-          <w:p>
-            <w:pPr>
-              <w:jc w:val="center"/>
-              <w:rPr>
-                <w:rFonts w:hint="eastAsia"/>
-              </w:rPr>
-            </w:pPr>
-          </w:p>
-        </w:tc>
-        <w:tc>
-          <w:tcPr>
-            <w:tcW w:w="1134" w:type="dxa"/>
+            <w:tcW w:w="1662" w:type="dxa"/>
           </w:tcPr>
           <w:p>
             <w:pPr>
@@ -1663,7 +1693,7 @@
       <w:r>
         <w:fldChar w:fldCharType="separate"/>
       </w:r>
-      <w:hyperlink w:anchor="_Toc229745650" w:history="1">
+      <w:hyperlink w:anchor="_Toc229753321" w:history="1">
         <w:r>
           <w:rPr>
             <w:rStyle w:val="a6"/>
@@ -1701,7 +1731,7 @@
             <w:noProof/>
             <w:webHidden/>
           </w:rPr>
-          <w:instrText>PAGEREF _Toc229745650 \h</w:instrText>
+          <w:instrText>PAGEREF _Toc229753321 \h</w:instrText>
         </w:r>
         <w:r>
           <w:rPr>
@@ -1757,7 +1787,7 @@
           <w14:ligatures w14:val="standardContextual"/>
         </w:rPr>
       </w:pPr>
-      <w:hyperlink w:anchor="_Toc229745651" w:history="1">
+      <w:hyperlink w:anchor="_Toc229753322" w:history="1">
         <w:r>
           <w:rPr>
             <w:rStyle w:val="a6"/>
@@ -1795,7 +1825,7 @@
             <w:noProof/>
             <w:webHidden/>
           </w:rPr>
-          <w:instrText>PAGEREF _Toc229745651 \h</w:instrText>
+          <w:instrText>PAGEREF _Toc229753322 \h</w:instrText>
         </w:r>
         <w:r>
           <w:rPr>
@@ -1851,7 +1881,7 @@
           <w14:ligatures w14:val="standardContextual"/>
         </w:rPr>
       </w:pPr>
-      <w:hyperlink w:anchor="_Toc229745652" w:history="1">
+      <w:hyperlink w:anchor="_Toc229753323" w:history="1">
         <w:r>
           <w:rPr>
             <w:rStyle w:val="a6"/>
@@ -1889,7 +1919,7 @@
             <w:noProof/>
             <w:webHidden/>
           </w:rPr>
-          <w:instrText>PAGEREF _Toc229745652 \h</w:instrText>
+          <w:instrText>PAGEREF _Toc229753323 \h</w:instrText>
         </w:r>
         <w:r>
           <w:rPr>
@@ -1945,7 +1975,7 @@
           <w14:ligatures w14:val="standardContextual"/>
         </w:rPr>
       </w:pPr>
-      <w:hyperlink w:anchor="_Toc229745653" w:history="1">
+      <w:hyperlink w:anchor="_Toc229753324" w:history="1">
         <w:r>
           <w:rPr>
             <w:rStyle w:val="a6"/>
@@ -1983,7 +2013,7 @@
             <w:noProof/>
             <w:webHidden/>
           </w:rPr>
-          <w:instrText>PAGEREF _Toc229745653 \h</w:instrText>
+          <w:instrText>PAGEREF _Toc229753324 \h</w:instrText>
         </w:r>
         <w:r>
           <w:rPr>
@@ -2039,7 +2069,7 @@
           <w14:ligatures w14:val="standardContextual"/>
         </w:rPr>
       </w:pPr>
-      <w:hyperlink w:anchor="_Toc229745654" w:history="1">
+      <w:hyperlink w:anchor="_Toc229753325" w:history="1">
         <w:r>
           <w:rPr>
             <w:rStyle w:val="a6"/>
@@ -2077,7 +2107,7 @@
             <w:noProof/>
             <w:webHidden/>
           </w:rPr>
-          <w:instrText>PAGEREF _Toc229745654 \h</w:instrText>
+          <w:instrText>PAGEREF _Toc229753325 \h</w:instrText>
         </w:r>
         <w:r>
           <w:rPr>
@@ -2133,7 +2163,7 @@
           <w14:ligatures w14:val="standardContextual"/>
         </w:rPr>
       </w:pPr>
-      <w:hyperlink w:anchor="_Toc229745655" w:history="1">
+      <w:hyperlink w:anchor="_Toc229753326" w:history="1">
         <w:r>
           <w:rPr>
             <w:rStyle w:val="a6"/>
@@ -2171,7 +2201,7 @@
             <w:noProof/>
             <w:webHidden/>
           </w:rPr>
-          <w:instrText>PAGEREF _Toc229745655 \h</w:instrText>
+          <w:instrText>PAGEREF _Toc229753326 \h</w:instrText>
         </w:r>
         <w:r>
           <w:rPr>
@@ -2227,7 +2257,7 @@
           <w14:ligatures w14:val="standardContextual"/>
         </w:rPr>
       </w:pPr>
-      <w:hyperlink w:anchor="_Toc229745656" w:history="1">
+      <w:hyperlink w:anchor="_Toc229753327" w:history="1">
         <w:r>
           <w:rPr>
             <w:rStyle w:val="a6"/>
@@ -2265,7 +2295,7 @@
             <w:noProof/>
             <w:webHidden/>
           </w:rPr>
-          <w:instrText>PAGEREF _Toc229745656 \h</w:instrText>
+          <w:instrText>PAGEREF _Toc229753327 \h</w:instrText>
         </w:r>
         <w:r>
           <w:rPr>
@@ -2321,7 +2351,7 @@
           <w14:ligatures w14:val="standardContextual"/>
         </w:rPr>
       </w:pPr>
-      <w:hyperlink w:anchor="_Toc229745657" w:history="1">
+      <w:hyperlink w:anchor="_Toc229753328" w:history="1">
         <w:r>
           <w:rPr>
             <w:rStyle w:val="a6"/>
@@ -2359,7 +2389,7 @@
             <w:noProof/>
             <w:webHidden/>
           </w:rPr>
-          <w:instrText>PAGEREF _Toc229745657 \h</w:instrText>
+          <w:instrText>PAGEREF _Toc229753328 \h</w:instrText>
         </w:r>
         <w:r>
           <w:rPr>
@@ -2415,7 +2445,7 @@
           <w14:ligatures w14:val="standardContextual"/>
         </w:rPr>
       </w:pPr>
-      <w:hyperlink w:anchor="_Toc229745658" w:history="1">
+      <w:hyperlink w:anchor="_Toc229753329" w:history="1">
         <w:r>
           <w:rPr>
             <w:rStyle w:val="a6"/>
@@ -2453,7 +2483,7 @@
             <w:noProof/>
             <w:webHidden/>
           </w:rPr>
-          <w:instrText>PAGEREF _Toc229745658 \h</w:instrText>
+          <w:instrText>PAGEREF _Toc229753329 \h</w:instrText>
         </w:r>
         <w:r>
           <w:rPr>
@@ -2509,7 +2539,7 @@
           <w14:ligatures w14:val="standardContextual"/>
         </w:rPr>
       </w:pPr>
-      <w:hyperlink w:anchor="_Toc229745659" w:history="1">
+      <w:hyperlink w:anchor="_Toc229753330" w:history="1">
         <w:r>
           <w:rPr>
             <w:rStyle w:val="a6"/>
@@ -2547,7 +2577,7 @@
             <w:noProof/>
             <w:webHidden/>
           </w:rPr>
-          <w:instrText>PAGEREF _Toc229745659 \h</w:instrText>
+          <w:instrText>PAGEREF _Toc229753330 \h</w:instrText>
         </w:r>
         <w:r>
           <w:rPr>
@@ -2603,7 +2633,7 @@
           <w14:ligatures w14:val="standardContextual"/>
         </w:rPr>
       </w:pPr>
-      <w:hyperlink w:anchor="_Toc229745660" w:history="1">
+      <w:hyperlink w:anchor="_Toc229753331" w:history="1">
         <w:r>
           <w:rPr>
             <w:rStyle w:val="a6"/>
@@ -2641,7 +2671,7 @@
             <w:noProof/>
             <w:webHidden/>
           </w:rPr>
-          <w:instrText>PAGEREF _Toc229745660 \h</w:instrText>
+          <w:instrText>PAGEREF _Toc229753331 \h</w:instrText>
         </w:r>
         <w:r>
           <w:rPr>
@@ -2697,7 +2727,7 @@
           <w14:ligatures w14:val="standardContextual"/>
         </w:rPr>
       </w:pPr>
-      <w:hyperlink w:anchor="_Toc229745661" w:history="1">
+      <w:hyperlink w:anchor="_Toc229753332" w:history="1">
         <w:r>
           <w:rPr>
             <w:rStyle w:val="a6"/>
@@ -2735,7 +2765,7 @@
             <w:noProof/>
             <w:webHidden/>
           </w:rPr>
-          <w:instrText>PAGEREF _Toc229745661 \h</w:instrText>
+          <w:instrText>PAGEREF _Toc229753332 \h</w:instrText>
         </w:r>
         <w:r>
           <w:rPr>
@@ -2791,7 +2821,7 @@
           <w14:ligatures w14:val="standardContextual"/>
         </w:rPr>
       </w:pPr>
-      <w:hyperlink w:anchor="_Toc229745662" w:history="1">
+      <w:hyperlink w:anchor="_Toc229753333" w:history="1">
         <w:r>
           <w:rPr>
             <w:rStyle w:val="a6"/>
@@ -2829,7 +2859,7 @@
             <w:noProof/>
             <w:webHidden/>
           </w:rPr>
-          <w:instrText>PAGEREF _Toc229745662 \h</w:instrText>
+          <w:instrText>PAGEREF _Toc229753333 \h</w:instrText>
         </w:r>
         <w:r>
           <w:rPr>
@@ -2885,7 +2915,7 @@
           <w14:ligatures w14:val="standardContextual"/>
         </w:rPr>
       </w:pPr>
-      <w:hyperlink w:anchor="_Toc229745663" w:history="1">
+      <w:hyperlink w:anchor="_Toc229753334" w:history="1">
         <w:r>
           <w:rPr>
             <w:rStyle w:val="a6"/>
@@ -2923,7 +2953,7 @@
             <w:noProof/>
             <w:webHidden/>
           </w:rPr>
-          <w:instrText>PAGEREF _Toc229745663 \h</w:instrText>
+          <w:instrText>PAGEREF _Toc229753334 \h</w:instrText>
         </w:r>
         <w:r>
           <w:rPr>
@@ -2979,7 +3009,7 @@
           <w14:ligatures w14:val="standardContextual"/>
         </w:rPr>
       </w:pPr>
-      <w:hyperlink w:anchor="_Toc229745664" w:history="1">
+      <w:hyperlink w:anchor="_Toc229753335" w:history="1">
         <w:r>
           <w:rPr>
             <w:rStyle w:val="a6"/>
@@ -3017,7 +3047,7 @@
             <w:noProof/>
             <w:webHidden/>
           </w:rPr>
-          <w:instrText>PAGEREF _Toc229745664 \h</w:instrText>
+          <w:instrText>PAGEREF _Toc229753335 \h</w:instrText>
         </w:r>
         <w:r>
           <w:rPr>
@@ -3048,7 +3078,7 @@
             <w:noProof/>
             <w:webHidden/>
           </w:rPr>
-          <w:t>14</w:t>
+          <w:t>15</w:t>
         </w:r>
         <w:r>
           <w:rPr>
@@ -3073,7 +3103,7 @@
           <w14:ligatures w14:val="standardContextual"/>
         </w:rPr>
       </w:pPr>
-      <w:hyperlink w:anchor="_Toc229745665" w:history="1">
+      <w:hyperlink w:anchor="_Toc229753336" w:history="1">
         <w:r>
           <w:rPr>
             <w:rStyle w:val="a6"/>
@@ -3111,7 +3141,7 @@
             <w:noProof/>
             <w:webHidden/>
           </w:rPr>
-          <w:instrText>PAGEREF _Toc229745665 \h</w:instrText>
+          <w:instrText>PAGEREF _Toc229753336 \h</w:instrText>
         </w:r>
         <w:r>
           <w:rPr>
@@ -3142,7 +3172,7 @@
             <w:noProof/>
             <w:webHidden/>
           </w:rPr>
-          <w:t>19</w:t>
+          <w:t>20</w:t>
         </w:r>
         <w:r>
           <w:rPr>
@@ -3167,7 +3197,7 @@
           <w14:ligatures w14:val="standardContextual"/>
         </w:rPr>
       </w:pPr>
-      <w:hyperlink w:anchor="_Toc229745666" w:history="1">
+      <w:hyperlink w:anchor="_Toc229753337" w:history="1">
         <w:r>
           <w:rPr>
             <w:rStyle w:val="a6"/>
@@ -3205,7 +3235,7 @@
             <w:noProof/>
             <w:webHidden/>
           </w:rPr>
-          <w:instrText>PAGEREF _Toc229745666 \h</w:instrText>
+          <w:instrText>PAGEREF _Toc229753337 \h</w:instrText>
         </w:r>
         <w:r>
           <w:rPr>
@@ -3236,7 +3266,7 @@
             <w:noProof/>
             <w:webHidden/>
           </w:rPr>
-          <w:t>22</w:t>
+          <w:t>23</w:t>
         </w:r>
         <w:r>
           <w:rPr>
@@ -3275,7 +3305,7 @@
           <w:rFonts w:hint="eastAsia"/>
         </w:rPr>
       </w:pPr>
-      <w:bookmarkStart w:id="0" w:name="_Toc229745650"/>
+      <w:bookmarkStart w:id="0" w:name="_Toc229753321"/>
       <w:r>
         <w:rPr>
           <w:sz w:val="30"/>
@@ -3297,7 +3327,7 @@
           <w:rFonts w:hint="eastAsia"/>
         </w:rPr>
       </w:pPr>
-      <w:bookmarkStart w:id="1" w:name="_Toc229745651"/>
+      <w:bookmarkStart w:id="1" w:name="_Toc229753322"/>
       <w:r>
         <w:rPr>
           <w:sz w:val="24"/>
@@ -3379,7 +3409,7 @@
           <w:rFonts w:hint="eastAsia"/>
         </w:rPr>
       </w:pPr>
-      <w:bookmarkStart w:id="2" w:name="_Toc229745652"/>
+      <w:bookmarkStart w:id="2" w:name="_Toc229753323"/>
       <w:r>
         <w:rPr>
           <w:sz w:val="24"/>
@@ -3481,7 +3511,7 @@
           <w:rFonts w:hint="eastAsia"/>
         </w:rPr>
       </w:pPr>
-      <w:bookmarkStart w:id="3" w:name="_Toc229745653"/>
+      <w:bookmarkStart w:id="3" w:name="_Toc229753324"/>
       <w:r>
         <w:rPr>
           <w:sz w:val="24"/>
@@ -3661,7 +3691,7 @@
           <w:rFonts w:hint="eastAsia"/>
         </w:rPr>
       </w:pPr>
-      <w:bookmarkStart w:id="4" w:name="_Toc229745654"/>
+      <w:bookmarkStart w:id="4" w:name="_Toc229753325"/>
       <w:r>
         <w:rPr>
           <w:sz w:val="24"/>
@@ -3756,7 +3786,7 @@
           <w:rFonts w:hint="eastAsia"/>
         </w:rPr>
       </w:pPr>
-      <w:bookmarkStart w:id="5" w:name="_Toc229745655"/>
+      <w:bookmarkStart w:id="5" w:name="_Toc229753326"/>
       <w:r>
         <w:rPr>
           <w:sz w:val="24"/>
@@ -4018,7 +4048,7 @@
           <w:rFonts w:hint="eastAsia"/>
         </w:rPr>
       </w:pPr>
-      <w:bookmarkStart w:id="6" w:name="_Toc229745656"/>
+      <w:bookmarkStart w:id="6" w:name="_Toc229753327"/>
       <w:r>
         <w:rPr>
           <w:sz w:val="24"/>
@@ -4116,7 +4146,7 @@
           <w:rFonts w:hint="eastAsia"/>
         </w:rPr>
       </w:pPr>
-      <w:bookmarkStart w:id="7" w:name="_Toc229745657"/>
+      <w:bookmarkStart w:id="7" w:name="_Toc229753328"/>
       <w:r>
         <w:rPr>
           <w:sz w:val="30"/>
@@ -4138,7 +4168,7 @@
           <w:rFonts w:hint="eastAsia"/>
         </w:rPr>
       </w:pPr>
-      <w:bookmarkStart w:id="8" w:name="_Toc229745658"/>
+      <w:bookmarkStart w:id="8" w:name="_Toc229753329"/>
       <w:r>
         <w:rPr>
           <w:sz w:val="24"/>
@@ -4375,7 +4405,7 @@
           <w:rFonts w:hint="eastAsia"/>
         </w:rPr>
       </w:pPr>
-      <w:bookmarkStart w:id="9" w:name="_Toc229745659"/>
+      <w:bookmarkStart w:id="9" w:name="_Toc229753330"/>
       <w:r>
         <w:rPr>
           <w:sz w:val="24"/>
@@ -4609,7 +4639,10 @@
         </w:rPr>
       </w:pPr>
       <w:r>
-        <w:t xml:space="preserve">• HTTP/HTTPS </w:t>
+        <w:t xml:space="preserve">• </w:t>
+      </w:r>
+      <w:r>
+        <w:t xml:space="preserve">HTTP/HTTPS </w:t>
       </w:r>
       <w:r>
         <w:t>协议及</w:t>
@@ -4927,7 +4960,7 @@
           <w:rFonts w:hint="eastAsia"/>
         </w:rPr>
       </w:pPr>
-      <w:bookmarkStart w:id="10" w:name="_Toc229745660"/>
+      <w:bookmarkStart w:id="10" w:name="_Toc229753331"/>
       <w:r>
         <w:rPr>
           <w:sz w:val="30"/>
@@ -4950,7 +4983,7 @@
           <w:rFonts w:hint="eastAsia"/>
         </w:rPr>
       </w:pPr>
-      <w:bookmarkStart w:id="11" w:name="_Toc229745661"/>
+      <w:bookmarkStart w:id="11" w:name="_Toc229753332"/>
       <w:r>
         <w:rPr>
           <w:sz w:val="24"/>
@@ -5171,7 +5204,7 @@
           <w:noProof/>
         </w:rPr>
         <w:drawing>
-          <wp:inline distT="0" distB="0" distL="0" distR="0" wp14:anchorId="67EE4207" wp14:editId="3A67F6B6">
+          <wp:inline distT="0" distB="0" distL="0" distR="0" wp14:anchorId="7D9F3ACA" wp14:editId="609F6213">
             <wp:extent cx="5577840" cy="3311842"/>
             <wp:effectExtent l="0" t="0" r="0" b="0"/>
             <wp:docPr id="1" name="Picture 1"/>
@@ -5288,7 +5321,7 @@
         </w:rPr>
         <w:lastRenderedPageBreak/>
         <w:drawing>
-          <wp:inline distT="0" distB="0" distL="0" distR="0" wp14:anchorId="41707ABC" wp14:editId="1321573D">
+          <wp:inline distT="0" distB="0" distL="0" distR="0" wp14:anchorId="5D825522" wp14:editId="6C08D835">
             <wp:extent cx="5577840" cy="2298013"/>
             <wp:effectExtent l="0" t="0" r="0" b="0"/>
             <wp:docPr id="2" name="Picture 2"/>
@@ -5299,7 +5332,7 @@
               <a:graphicData uri="http://schemas.openxmlformats.org/drawingml/2006/picture">
                 <pic:pic xmlns:pic="http://schemas.openxmlformats.org/drawingml/2006/picture">
                   <pic:nvPicPr>
-                    <pic:cNvPr id="0" name="image.png"/>
+                    <pic:cNvPr id="0" name="diagram-01.png"/>
                     <pic:cNvPicPr/>
                   </pic:nvPicPr>
                   <pic:blipFill>
@@ -5381,7 +5414,7 @@
           <w:rFonts w:hint="eastAsia"/>
         </w:rPr>
       </w:pPr>
-      <w:bookmarkStart w:id="12" w:name="_Toc229745662"/>
+      <w:bookmarkStart w:id="12" w:name="_Toc229753333"/>
       <w:r>
         <w:rPr>
           <w:sz w:val="24"/>
@@ -5643,7 +5676,7 @@
         </w:rPr>
         <w:lastRenderedPageBreak/>
         <w:drawing>
-          <wp:inline distT="0" distB="0" distL="0" distR="0" wp14:anchorId="011C89F1" wp14:editId="3EE4A0AB">
+          <wp:inline distT="0" distB="0" distL="0" distR="0" wp14:anchorId="2A5B67CF" wp14:editId="0FAA4219">
             <wp:extent cx="5577840" cy="1999200"/>
             <wp:effectExtent l="0" t="0" r="0" b="0"/>
             <wp:docPr id="3" name="Picture 3"/>
@@ -5654,7 +5687,7 @@
               <a:graphicData uri="http://schemas.openxmlformats.org/drawingml/2006/picture">
                 <pic:pic xmlns:pic="http://schemas.openxmlformats.org/drawingml/2006/picture">
                   <pic:nvPicPr>
-                    <pic:cNvPr id="0" name="image.png"/>
+                    <pic:cNvPr id="0" name="diagram-02.png"/>
                     <pic:cNvPicPr/>
                   </pic:nvPicPr>
                   <pic:blipFill>
@@ -5729,7 +5762,7 @@
           <w:noProof/>
         </w:rPr>
         <w:drawing>
-          <wp:inline distT="0" distB="0" distL="0" distR="0" wp14:anchorId="63F489DA" wp14:editId="37594B4F">
+          <wp:inline distT="0" distB="0" distL="0" distR="0" wp14:anchorId="11B68104" wp14:editId="21803851">
             <wp:extent cx="5577840" cy="4735902"/>
             <wp:effectExtent l="0" t="0" r="0" b="0"/>
             <wp:docPr id="4" name="Picture 4"/>
@@ -5822,7 +5855,7 @@
         </w:rPr>
         <w:lastRenderedPageBreak/>
         <w:drawing>
-          <wp:inline distT="0" distB="0" distL="0" distR="0" wp14:anchorId="77AAEABD" wp14:editId="72FC5B14">
+          <wp:inline distT="0" distB="0" distL="0" distR="0" wp14:anchorId="4EFD484D" wp14:editId="65CB99BF">
             <wp:extent cx="5577840" cy="3796030"/>
             <wp:effectExtent l="0" t="0" r="0" b="0"/>
             <wp:docPr id="5" name="Picture 5"/>
@@ -5926,7 +5959,7 @@
           <w:noProof/>
         </w:rPr>
         <w:drawing>
-          <wp:inline distT="0" distB="0" distL="0" distR="0" wp14:anchorId="563F095F" wp14:editId="4B576C22">
+          <wp:inline distT="0" distB="0" distL="0" distR="0" wp14:anchorId="4ED6242E" wp14:editId="0836D2DA">
             <wp:extent cx="5577840" cy="4231465"/>
             <wp:effectExtent l="0" t="0" r="0" b="0"/>
             <wp:docPr id="6" name="Picture 6"/>
@@ -6008,7 +6041,7 @@
           <w:rFonts w:hint="eastAsia"/>
         </w:rPr>
       </w:pPr>
-      <w:bookmarkStart w:id="13" w:name="_Toc229745663"/>
+      <w:bookmarkStart w:id="13" w:name="_Toc229753334"/>
       <w:r>
         <w:rPr>
           <w:sz w:val="24"/>
@@ -6077,7 +6110,7 @@
           <w:noProof/>
         </w:rPr>
         <w:drawing>
-          <wp:inline distT="0" distB="0" distL="0" distR="0" wp14:anchorId="73DC4065" wp14:editId="639F600B">
+          <wp:inline distT="0" distB="0" distL="0" distR="0" wp14:anchorId="3A43BC61" wp14:editId="539E9E25">
             <wp:extent cx="5577840" cy="3573304"/>
             <wp:effectExtent l="0" t="0" r="0" b="0"/>
             <wp:docPr id="7" name="Picture 7"/>
@@ -6151,7 +6184,7 @@
           <w:noProof/>
         </w:rPr>
         <w:drawing>
-          <wp:inline distT="0" distB="0" distL="0" distR="0" wp14:anchorId="743481DA" wp14:editId="1D666BB4">
+          <wp:inline distT="0" distB="0" distL="0" distR="0" wp14:anchorId="0725C12B" wp14:editId="4E704C49">
             <wp:extent cx="5577840" cy="1380231"/>
             <wp:effectExtent l="0" t="0" r="0" b="0"/>
             <wp:docPr id="8" name="Picture 8"/>
@@ -6162,7 +6195,7 @@
               <a:graphicData uri="http://schemas.openxmlformats.org/drawingml/2006/picture">
                 <pic:pic xmlns:pic="http://schemas.openxmlformats.org/drawingml/2006/picture">
                   <pic:nvPicPr>
-                    <pic:cNvPr id="0" name="diagram-04.png"/>
+                    <pic:cNvPr id="0" name="image.png"/>
                     <pic:cNvPicPr/>
                   </pic:nvPicPr>
                   <pic:blipFill>
@@ -6222,83 +6255,11 @@
         </w:rPr>
       </w:pPr>
       <w:r>
-        <w:t>该细化图保留</w:t>
-      </w:r>
-      <w:r>
-        <w:t xml:space="preserve"> Mermaid </w:t>
-      </w:r>
-      <w:r>
-        <w:t>绘制方式，以便与文档中的其他图保持一致并便于后续维护。相比之前版本，本图按</w:t>
-      </w:r>
-      <w:r>
-        <w:t>“</w:t>
-      </w:r>
-      <w:r>
-        <w:t>学生侧核心用例</w:t>
-      </w:r>
-      <w:r>
-        <w:t>”</w:t>
-      </w:r>
-      <w:r>
-        <w:t>和</w:t>
-      </w:r>
-      <w:r>
-        <w:t>“</w:t>
-      </w:r>
-      <w:r>
-        <w:t>管理员侧支撑用例</w:t>
-      </w:r>
-      <w:r>
-        <w:t>”</w:t>
-      </w:r>
-      <w:r>
-        <w:t>分区布局，减少了大跨</w:t>
+        <w:t>本图展示了系统的全局用例结构，按角色分为学生和管理员两大主要参与者。学生侧核心用例涵盖日常党团事务、政策查询、电子证明与成绩分析等前端操作；管理员侧支撑用例</w:t>
       </w:r>
       <w:r>
         <w:lastRenderedPageBreak/>
-        <w:t>度交叉连线，从而改善渲染后的可读性。图中仅保留</w:t>
-      </w:r>
-      <w:r>
-        <w:t>“</w:t>
-      </w:r>
-      <w:r>
-        <w:t>查看审批结果</w:t>
-      </w:r>
-      <w:r>
-        <w:t>”</w:t>
-      </w:r>
-      <w:r>
-        <w:t>到</w:t>
-      </w:r>
-      <w:r>
-        <w:t>“</w:t>
-      </w:r>
-      <w:r>
-        <w:t>下载电子证明</w:t>
-      </w:r>
-      <w:r>
-        <w:t>”</w:t>
-      </w:r>
-      <w:r>
-        <w:t>的关键扩展关系；</w:t>
-      </w:r>
-      <w:r>
-        <w:t>“</w:t>
-      </w:r>
-      <w:r>
-        <w:t>政策咨询依赖知识库维护</w:t>
-      </w:r>
-      <w:r>
-        <w:t>”“</w:t>
-      </w:r>
-      <w:r>
-        <w:t>成绩分析依赖培养方案维护</w:t>
-      </w:r>
-      <w:r>
-        <w:t>”</w:t>
-      </w:r>
-      <w:r>
-        <w:t>等支撑关系通过文字说明表达，避免因关系线过多影响图面清晰度。</w:t>
+        <w:t>则涵盖知识库维护、审批处理、流程配置及基础数据的后台管理工作。用例之间的扩展与包含关系明确了核心业务（如查看审批结果与下载电子证明）的逻辑关联。</w:t>
       </w:r>
     </w:p>
     <w:p>
@@ -6331,7 +6292,7 @@
           <w:noProof/>
         </w:rPr>
         <w:drawing>
-          <wp:inline distT="0" distB="0" distL="0" distR="0" wp14:anchorId="7D3E9441" wp14:editId="64CA86D5">
+          <wp:inline distT="0" distB="0" distL="0" distR="0" wp14:anchorId="452B792A" wp14:editId="2FD428A2">
             <wp:extent cx="5577840" cy="3251368"/>
             <wp:effectExtent l="0" t="0" r="0" b="0"/>
             <wp:docPr id="9" name="Picture 9"/>
@@ -6342,7 +6303,7 @@
               <a:graphicData uri="http://schemas.openxmlformats.org/drawingml/2006/picture">
                 <pic:pic xmlns:pic="http://schemas.openxmlformats.org/drawingml/2006/picture">
                   <pic:nvPicPr>
-                    <pic:cNvPr id="0" name="diagram-05.png"/>
+                    <pic:cNvPr id="0" name="image.png"/>
                     <pic:cNvPicPr/>
                   </pic:nvPicPr>
                   <pic:blipFill>
@@ -6402,13 +6363,43 @@
         </w:rPr>
       </w:pPr>
       <w:r>
-        <w:rPr>
-          <w:b/>
-        </w:rPr>
-        <w:t>申请审批顺序图</w:t>
-      </w:r>
-      <w:r>
-        <w:t>：</w:t>
+        <w:t>本图描述了学生发起智能咨询的完整交互过程。当学生在移动</w:t>
+      </w:r>
+      <w:r>
+        <w:t>Web</w:t>
+      </w:r>
+      <w:r>
+        <w:t>端输入查询问题后，智能问答服务在</w:t>
+      </w:r>
+      <w:r>
+        <w:t>Kingbase</w:t>
+      </w:r>
+      <w:r>
+        <w:t>数据库中检索政策条目（</w:t>
+      </w:r>
+      <w:r>
+        <w:t>PolicyItem</w:t>
+      </w:r>
+      <w:r>
+        <w:t>）与标准问答（</w:t>
+      </w:r>
+      <w:r>
+        <w:t>QAPair</w:t>
+      </w:r>
+      <w:r>
+        <w:t>）。系统根据检索结果进行分支控制：命中时直接下发标准解答与附件模板；未命中时则提供标准化引导，提示查看官方渠道，从而避免大模型可能产生的</w:t>
+      </w:r>
+      <w:r>
+        <w:t>“</w:t>
+      </w:r>
+      <w:r>
+        <w:t>幻觉</w:t>
+      </w:r>
+      <w:r>
+        <w:t>”</w:t>
+      </w:r>
+      <w:r>
+        <w:t>，确保信息的权威性。</w:t>
       </w:r>
     </w:p>
     <w:p>
@@ -6420,6 +6411,24 @@
         </w:rPr>
       </w:pPr>
       <w:r>
+        <w:rPr>
+          <w:b/>
+        </w:rPr>
+        <w:t>申请审批顺序图</w:t>
+      </w:r>
+      <w:r>
+        <w:t>：</w:t>
+      </w:r>
+    </w:p>
+    <w:p>
+      <w:pPr>
+        <w:spacing w:line="300" w:lineRule="auto"/>
+        <w:ind w:firstLine="420"/>
+        <w:rPr>
+          <w:rFonts w:hint="eastAsia"/>
+        </w:rPr>
+      </w:pPr>
+      <w:r>
         <w:t>申请审批顺序总览图如下。该图突出学生、学生端网页、申请服务、业务数据库和管理员之间的主要消息流。</w:t>
       </w:r>
     </w:p>
@@ -6434,8 +6443,9 @@
         <w:rPr>
           <w:noProof/>
         </w:rPr>
+        <w:lastRenderedPageBreak/>
         <w:drawing>
-          <wp:inline distT="0" distB="0" distL="0" distR="0" wp14:anchorId="48A39815" wp14:editId="470E3D63">
+          <wp:inline distT="0" distB="0" distL="0" distR="0" wp14:anchorId="7927A9A9" wp14:editId="01A4BE4C">
             <wp:extent cx="5577840" cy="3311842"/>
             <wp:effectExtent l="0" t="0" r="0" b="0"/>
             <wp:docPr id="10" name="Picture 10"/>
@@ -6508,9 +6518,8 @@
         <w:rPr>
           <w:noProof/>
         </w:rPr>
-        <w:lastRenderedPageBreak/>
         <w:drawing>
-          <wp:inline distT="0" distB="0" distL="0" distR="0" wp14:anchorId="0855DE0D" wp14:editId="61345F74">
+          <wp:inline distT="0" distB="0" distL="0" distR="0" wp14:anchorId="28250D80" wp14:editId="3083C191">
             <wp:extent cx="5577840" cy="3777848"/>
             <wp:effectExtent l="0" t="0" r="0" b="0"/>
             <wp:docPr id="11" name="Picture 11"/>
@@ -6521,7 +6530,7 @@
               <a:graphicData uri="http://schemas.openxmlformats.org/drawingml/2006/picture">
                 <pic:pic xmlns:pic="http://schemas.openxmlformats.org/drawingml/2006/picture">
                   <pic:nvPicPr>
-                    <pic:cNvPr id="0" name="image.png"/>
+                    <pic:cNvPr id="0" name="diagram-06.png"/>
                     <pic:cNvPicPr/>
                   </pic:nvPicPr>
                   <pic:blipFill>
@@ -6581,9 +6590,34 @@
         </w:rPr>
       </w:pPr>
       <w:r>
+        <w:t>本图展示了学生提交申请至管理员审核的闭环业务流。学生在移动端提交表单后，申请服务持久化业务数据并调用审批流引擎（</w:t>
+      </w:r>
+      <w:r>
+        <w:t>Workflow</w:t>
+      </w:r>
+      <w:r>
+        <w:t>）生成待办任务。系统通过独立通知服务向管理员推送审核提醒。管理员在</w:t>
+      </w:r>
+      <w:r>
+        <w:t>PC Web</w:t>
+      </w:r>
+      <w:r>
+        <w:t>端完成审核后，系统再次根据审核结论（通过或驳回）更新申请状态，并触发回调通知，实现全流程的信息实时同步与闭环管理。</w:t>
+      </w:r>
+    </w:p>
+    <w:p>
+      <w:pPr>
+        <w:spacing w:line="300" w:lineRule="auto"/>
+        <w:ind w:firstLine="420"/>
+        <w:rPr>
+          <w:rFonts w:hint="eastAsia"/>
+        </w:rPr>
+      </w:pPr>
+      <w:r>
         <w:rPr>
           <w:b/>
         </w:rPr>
+        <w:lastRenderedPageBreak/>
         <w:t>电子证明生成顺序图</w:t>
       </w:r>
       <w:r>
@@ -6602,7 +6636,7 @@
           <w:noProof/>
         </w:rPr>
         <w:drawing>
-          <wp:inline distT="0" distB="0" distL="0" distR="0" wp14:anchorId="313ED0F7" wp14:editId="51E355D1">
+          <wp:inline distT="0" distB="0" distL="0" distR="0" wp14:anchorId="49A5A364" wp14:editId="727A0F00">
             <wp:extent cx="5577840" cy="2874295"/>
             <wp:effectExtent l="0" t="0" r="0" b="0"/>
             <wp:docPr id="12" name="Picture 12"/>
@@ -6613,7 +6647,7 @@
               <a:graphicData uri="http://schemas.openxmlformats.org/drawingml/2006/picture">
                 <pic:pic xmlns:pic="http://schemas.openxmlformats.org/drawingml/2006/picture">
                   <pic:nvPicPr>
-                    <pic:cNvPr id="0" name="diagram-07.png"/>
+                    <pic:cNvPr id="0" name="image.png"/>
                     <pic:cNvPicPr/>
                   </pic:nvPicPr>
                   <pic:blipFill>
@@ -6673,6 +6707,30 @@
         </w:rPr>
       </w:pPr>
       <w:r>
+        <w:t>电子证明生成是在申请审批（图</w:t>
+      </w:r>
+      <w:r>
+        <w:t xml:space="preserve"> 3-11</w:t>
+      </w:r>
+      <w:r>
+        <w:t>）通过后触发的自动化子流程。电子证明服务通过读取业务数据库中的学生档案与申请数据，结合文件存储（</w:t>
+      </w:r>
+      <w:r>
+        <w:t>FileRepo</w:t>
+      </w:r>
+      <w:r>
+        <w:t>）中的标准证明模板，利用文件生成器进行数据渲染合并。最终生成的证明文件将被持久化存储并绑定至原申请单，供学生在移动端实时预览与下载。</w:t>
+      </w:r>
+    </w:p>
+    <w:p>
+      <w:pPr>
+        <w:spacing w:line="300" w:lineRule="auto"/>
+        <w:ind w:firstLine="420"/>
+        <w:rPr>
+          <w:rFonts w:hint="eastAsia"/>
+        </w:rPr>
+      </w:pPr>
+      <w:r>
         <w:rPr>
           <w:b/>
         </w:rPr>
@@ -6695,7 +6753,7 @@
         </w:rPr>
         <w:lastRenderedPageBreak/>
         <w:drawing>
-          <wp:inline distT="0" distB="0" distL="0" distR="0" wp14:anchorId="196014B6" wp14:editId="16073F2B">
+          <wp:inline distT="0" distB="0" distL="0" distR="0" wp14:anchorId="4F9E6916" wp14:editId="0B325506">
             <wp:extent cx="5577840" cy="4617370"/>
             <wp:effectExtent l="0" t="0" r="0" b="0"/>
             <wp:docPr id="13" name="Picture 13"/>
@@ -6706,7 +6764,7 @@
               <a:graphicData uri="http://schemas.openxmlformats.org/drawingml/2006/picture">
                 <pic:pic xmlns:pic="http://schemas.openxmlformats.org/drawingml/2006/picture">
                   <pic:nvPicPr>
-                    <pic:cNvPr id="0" name="image.png"/>
+                    <pic:cNvPr id="0" name="diagram-08.png"/>
                     <pic:cNvPicPr/>
                   </pic:nvPicPr>
                   <pic:blipFill>
@@ -6766,19 +6824,19 @@
         </w:rPr>
       </w:pPr>
       <w:r>
-        <w:t>以上顺序图覆盖系统当前设计中的主要闭环：知识库咨询以政策条目和标准问答为依据；申请审批以申请单和审批记录为核心；证明生成图仅描述</w:t>
-      </w:r>
-      <w:r>
-        <w:t>“</w:t>
-      </w:r>
-      <w:r>
-        <w:t>审批通过后的生成与取回子流程</w:t>
-      </w:r>
-      <w:r>
-        <w:t>”</w:t>
-      </w:r>
-      <w:r>
-        <w:t>，避免与申请审批图重复；成绩分析依赖上传任务、培养方案和课程模块要求。对于未完全自动化的外部校级办理事项，系统仅提供说明、材料提示和官方入口引导，不在图中设计直接接口调用。</w:t>
+        <w:t>本图描绘了基于成绩单的学业预警业务逻辑。学生上传成绩单后，系统创建异步解析任务（</w:t>
+      </w:r>
+      <w:r>
+        <w:t>TranscriptTask</w:t>
+      </w:r>
+      <w:r>
+        <w:t>）。成绩单解析器（</w:t>
+      </w:r>
+      <w:r>
+        <w:t>Parser</w:t>
+      </w:r>
+      <w:r>
+        <w:t>）提取课程与学分信息后，分析服务将其与预置的培养方案进行自动化比对。通过分支结构处理解析异常，并在成功比对后向学生展示学分达成度、缺失模块及针对性的选课建议，完成学业预警的业务闭环。</w:t>
       </w:r>
     </w:p>
     <w:p>
@@ -6788,7 +6846,7 @@
           <w:rFonts w:hint="eastAsia"/>
         </w:rPr>
       </w:pPr>
-      <w:bookmarkStart w:id="14" w:name="_Toc229745664"/>
+      <w:bookmarkStart w:id="14" w:name="_Toc229753335"/>
       <w:r>
         <w:rPr>
           <w:sz w:val="24"/>
@@ -6812,7 +6870,7 @@
         </w:rPr>
       </w:pPr>
       <w:r>
-        <w:t>以下为系统精化后的核心设计类图：</w:t>
+        <w:t>以下为核心设计类图：</w:t>
       </w:r>
     </w:p>
     <w:p>
@@ -6840,7 +6898,7 @@
         </w:rPr>
         <w:lastRenderedPageBreak/>
         <w:drawing>
-          <wp:inline distT="0" distB="0" distL="0" distR="0" wp14:anchorId="2F0F1F2D" wp14:editId="722BD0EB">
+          <wp:inline distT="0" distB="0" distL="0" distR="0" wp14:anchorId="24F48D77" wp14:editId="54E3D03E">
             <wp:extent cx="5577840" cy="3573304"/>
             <wp:effectExtent l="0" t="0" r="0" b="0"/>
             <wp:docPr id="14" name="Picture 14"/>
@@ -6914,7 +6972,7 @@
           <w:noProof/>
         </w:rPr>
         <w:drawing>
-          <wp:inline distT="0" distB="0" distL="0" distR="0" wp14:anchorId="15FAC3D4" wp14:editId="50376A9D">
+          <wp:inline distT="0" distB="0" distL="0" distR="0" wp14:anchorId="42B8B556" wp14:editId="431183C7">
             <wp:extent cx="5577840" cy="2696430"/>
             <wp:effectExtent l="0" t="0" r="0" b="0"/>
             <wp:docPr id="15" name="Picture 15"/>
@@ -6985,97 +7043,82 @@
         </w:rPr>
       </w:pPr>
       <w:r>
-        <w:t>其中</w:t>
-      </w:r>
-      <w:r>
-        <w:t xml:space="preserve"> User</w:t>
-      </w:r>
-      <w:r>
-        <w:t>、</w:t>
+        <w:t>本图展示了系统核心业务实体及其静态关联结构。身份管理模块中，</w:t>
+      </w:r>
+      <w:r>
+        <w:t xml:space="preserve">User </w:t>
+      </w:r>
+      <w:r>
+        <w:t>实体通过</w:t>
+      </w:r>
+      <w:r>
+        <w:t xml:space="preserve"> 1</w:t>
+      </w:r>
+      <w:r>
+        <w:t>对</w:t>
+      </w:r>
+      <w:r>
+        <w:t xml:space="preserve">0..1 </w:t>
+      </w:r>
+      <w:r>
+        <w:t>的关系映射至</w:t>
+      </w:r>
+      <w:r>
+        <w:t xml:space="preserve"> StudentProfile </w:t>
+      </w:r>
+      <w:r>
+        <w:t>与</w:t>
+      </w:r>
+      <w:r>
+        <w:t xml:space="preserve"> AdminProfile</w:t>
+      </w:r>
+      <w:r>
+        <w:t>，结合</w:t>
+      </w:r>
+      <w:r>
+        <w:t xml:space="preserve"> Permission</w:t>
+      </w:r>
+      <w:r>
+        <w:t xml:space="preserve"> </w:t>
+      </w:r>
+      <w:r>
+        <w:t>实现统一的身份与权限控制；在业务流转模块，学生档案（</w:t>
       </w:r>
       <w:r>
         <w:t>StudentProfile</w:t>
       </w:r>
       <w:r>
-        <w:t>、</w:t>
-      </w:r>
-      <w:r>
-        <w:t xml:space="preserve">AdminProfile </w:t>
-      </w:r>
-      <w:r>
-        <w:t>和</w:t>
-      </w:r>
-      <w:r>
-        <w:t xml:space="preserve"> Permission </w:t>
-      </w:r>
-      <w:r>
-        <w:t>支撑统一身份与</w:t>
-      </w:r>
-      <w:r>
-        <w:t xml:space="preserve"> 4 </w:t>
-      </w:r>
-      <w:r>
-        <w:t>级权限控制；</w:t>
+        <w:t>）作为核心参与者，向下关联多条申请单（</w:t>
+      </w:r>
+      <w:r>
+        <w:t>Application</w:t>
+      </w:r>
+      <w:r>
+        <w:t>）、流程节点进度（</w:t>
+      </w:r>
+      <w:r>
+        <w:t>StudentProcessRecord</w:t>
+      </w:r>
+      <w:r>
+        <w:t>）与成绩分析任务（</w:t>
+      </w:r>
+      <w:r>
+        <w:t>TranscriptTask</w:t>
+      </w:r>
+      <w:r>
+        <w:t>）；知识库服务模块则由政策条目（</w:t>
       </w:r>
       <w:r>
         <w:t>PolicyItem</w:t>
       </w:r>
       <w:r>
-        <w:t>、</w:t>
-      </w:r>
-      <w:r>
-        <w:t xml:space="preserve">QAPair </w:t>
-      </w:r>
-      <w:r>
-        <w:t>和</w:t>
-      </w:r>
-      <w:r>
-        <w:t xml:space="preserve"> TemplateFile </w:t>
-      </w:r>
-      <w:r>
-        <w:t>支撑知识库咨询与模板下载；</w:t>
-      </w:r>
-      <w:r>
-        <w:t>Application</w:t>
-      </w:r>
-      <w:r>
-        <w:t>、</w:t>
-      </w:r>
-      <w:r>
-        <w:t xml:space="preserve">ApprovalRecord </w:t>
-      </w:r>
-      <w:r>
-        <w:t>和</w:t>
-      </w:r>
-      <w:r>
-        <w:t xml:space="preserve"> Certificate </w:t>
-      </w:r>
-      <w:r>
-        <w:t>构成申请审批与证明生成主链路；</w:t>
-      </w:r>
-      <w:r>
-        <w:t>TrainingPlan</w:t>
-      </w:r>
-      <w:r>
-        <w:t>、</w:t>
-      </w:r>
-      <w:r>
-        <w:t>CourseRequirement</w:t>
-      </w:r>
-      <w:r>
-        <w:t>、</w:t>
-      </w:r>
-      <w:r>
-        <w:t xml:space="preserve">TranscriptTask </w:t>
-      </w:r>
-      <w:r>
-        <w:t>和</w:t>
-      </w:r>
-      <w:r>
-        <w:t xml:space="preserve"> AnalysisResult </w:t>
-      </w:r>
-      <w:r>
-        <w:t>支撑成绩分析与选课建议。</w:t>
+        <w:t>）及其下属问答对（</w:t>
+      </w:r>
+      <w:r>
+        <w:t>QAPair</w:t>
+      </w:r>
+      <w:r>
+        <w:t>）构成，支撑系统的智能咨询能力。</w:t>
       </w:r>
     </w:p>
     <w:p>
@@ -7103,7 +7146,7 @@
         </w:rPr>
         <w:lastRenderedPageBreak/>
         <w:drawing>
-          <wp:inline distT="0" distB="0" distL="0" distR="0" wp14:anchorId="7901F7A0" wp14:editId="5B85B939">
+          <wp:inline distT="0" distB="0" distL="0" distR="0" wp14:anchorId="11F9337A" wp14:editId="20387C0E">
             <wp:extent cx="5577840" cy="8086650"/>
             <wp:effectExtent l="0" t="0" r="0" b="0"/>
             <wp:docPr id="16" name="Picture 16"/>
@@ -7174,11 +7217,65 @@
         </w:rPr>
       </w:pPr>
       <w:r>
-        <w:t>申请单状态图用于约束审批相关页面和后端状态流转。学生提交后进入待审核状态；管理员可通过或驳回；被驳回后允许学生在原申请基础上修改并重新提交；通过或取消后的记</w:t>
+        <w:t>本图展示了申请单（</w:t>
+      </w:r>
+      <w:r>
+        <w:t>Application</w:t>
+      </w:r>
+      <w:r>
+        <w:t>）生命周期内的状态流转规则。申请提交后初始状态为</w:t>
+      </w:r>
+      <w:r>
+        <w:t>“</w:t>
+      </w:r>
+      <w:r>
+        <w:t>待审核</w:t>
+      </w:r>
+      <w:r>
+        <w:t>”</w:t>
+      </w:r>
+      <w:r>
+        <w:t>；管理员执行审核操作可使其流转至</w:t>
+      </w:r>
+      <w:r>
+        <w:t>“</w:t>
+      </w:r>
+      <w:r>
+        <w:t>已通过</w:t>
+      </w:r>
+      <w:r>
+        <w:t>”</w:t>
+      </w:r>
+      <w:r>
+        <w:t>或</w:t>
+      </w:r>
+      <w:r>
+        <w:t>“</w:t>
+      </w:r>
+      <w:r>
+        <w:t>已驳回</w:t>
+      </w:r>
+      <w:r>
+        <w:t>”</w:t>
+      </w:r>
+      <w:r>
+        <w:t>。被驳回的申请</w:t>
       </w:r>
       <w:r>
         <w:lastRenderedPageBreak/>
-        <w:t>录进入归档，便于后续查询、统计和审计。</w:t>
+        <w:t>支持学生修改并重新提交。已完结（通过或主动取消）的申请记录将转入</w:t>
+      </w:r>
+      <w:r>
+        <w:t>“</w:t>
+      </w:r>
+      <w:r>
+        <w:t>已归档</w:t>
+      </w:r>
+      <w:r>
+        <w:t>”</w:t>
+      </w:r>
+      <w:r>
+        <w:t>状态，为后续查询、统计与操作审计提供历史记录数据支撑。</w:t>
       </w:r>
     </w:p>
     <w:p>
@@ -7205,7 +7302,7 @@
           <w:noProof/>
         </w:rPr>
         <w:drawing>
-          <wp:inline distT="0" distB="0" distL="0" distR="0" wp14:anchorId="341FA28A" wp14:editId="3CAB5203">
+          <wp:inline distT="0" distB="0" distL="0" distR="0" wp14:anchorId="31FBE96C" wp14:editId="2836A0E3">
             <wp:extent cx="5577840" cy="5779449"/>
             <wp:effectExtent l="0" t="0" r="0" b="0"/>
             <wp:docPr id="17" name="Picture 17"/>
@@ -7276,13 +7373,13 @@
         </w:rPr>
       </w:pPr>
       <w:r>
-        <w:t>该状态图对应</w:t>
-      </w:r>
-      <w:r>
-        <w:t xml:space="preserve"> StudentProcessRecord.status </w:t>
-      </w:r>
-      <w:r>
-        <w:t>的主要状态变化，用于说明单个学生在某一党团流程节点上的推进逻辑。节点从</w:t>
+        <w:t>本图描述了学生在单个党团流程节点（对应</w:t>
+      </w:r>
+      <w:r>
+        <w:t xml:space="preserve"> StudentProcessRecord </w:t>
+      </w:r>
+      <w:r>
+        <w:t>的状态）上的流转逻辑。节点初始状态为</w:t>
       </w:r>
       <w:r>
         <w:t>“</w:t>
@@ -7294,7 +7391,7 @@
         <w:t>”</w:t>
       </w:r>
       <w:r>
-        <w:t>转入</w:t>
+        <w:t>；当流程推进至该节点时转入</w:t>
       </w:r>
       <w:r>
         <w:t>“</w:t>
@@ -7306,19 +7403,31 @@
         <w:t>”</w:t>
       </w:r>
       <w:r>
-        <w:t>后，学生可提交材料或确认完成；管理员审核通过后，节点进入</w:t>
+        <w:t>。此时学生可提交证明材料，状态变更为</w:t>
       </w:r>
       <w:r>
         <w:t>“</w:t>
       </w:r>
       <w:r>
+        <w:t>待审核</w:t>
+      </w:r>
+      <w:r>
+        <w:t>”</w:t>
+      </w:r>
+      <w:r>
+        <w:t>。若管理员审核通过，节点流转为</w:t>
+      </w:r>
+      <w:r>
+        <w:t>“</w:t>
+      </w:r>
+      <w:r>
         <w:t>已完成</w:t>
       </w:r>
       <w:r>
         <w:t>”</w:t>
       </w:r>
       <w:r>
-        <w:t>，并由流程服务推进至下一节点；若被退回，则学生需补充材料；若长期未处理，则节点进入</w:t>
+        <w:t>并由系统自动推进下一节点的激活；若被驳回，则退回让学生重新补充。此外，结合设定的时间节点规则，超过期限未处理的任务将转入</w:t>
       </w:r>
       <w:r>
         <w:t>“</w:t>
@@ -7330,13 +7439,7 @@
         <w:t>”</w:t>
       </w:r>
       <w:r>
-        <w:t>。该图与</w:t>
-      </w:r>
-      <w:r>
-        <w:t xml:space="preserve"> PartyProcessNode </w:t>
-      </w:r>
-      <w:r>
-        <w:t>中的节点顺序和提醒规则配置共同支撑党团流程的可视化追踪。</w:t>
+        <w:t>状态，从而实现党团全流程进度的精准监控与催办预警。</w:t>
       </w:r>
     </w:p>
     <w:p>
@@ -7364,7 +7467,7 @@
         </w:rPr>
         <w:lastRenderedPageBreak/>
         <w:drawing>
-          <wp:inline distT="0" distB="0" distL="0" distR="0" wp14:anchorId="13761AAE" wp14:editId="34EA33AB">
+          <wp:inline distT="0" distB="0" distL="0" distR="0" wp14:anchorId="52C6F756" wp14:editId="360B7409">
             <wp:extent cx="5577840" cy="13173602"/>
             <wp:effectExtent l="0" t="0" r="0" b="0"/>
             <wp:docPr id="18" name="Picture 18"/>
@@ -7436,43 +7539,37 @@
         </w:rPr>
       </w:pPr>
       <w:r>
-        <w:t>该活动图补充描述</w:t>
+        <w:t>本活动图描述了学业预警功能中</w:t>
       </w:r>
       <w:r>
         <w:t xml:space="preserve"> AnalysisService </w:t>
       </w:r>
       <w:r>
-        <w:t>在一次成绩分析任务中的内部方法流转。服务先保存上传文件并创建分析任务，再通过</w:t>
-      </w:r>
-      <w:r>
-        <w:t xml:space="preserve"> parseTranscript() </w:t>
-      </w:r>
-      <w:r>
-        <w:t>完成成绩单解析；若解析成功，则读取培养方案与课程模块要求，执行</w:t>
-      </w:r>
-      <w:r>
-        <w:t xml:space="preserve"> generateSuggestion() </w:t>
-      </w:r>
-      <w:r>
-        <w:t>生成分析结果并持久化；若解析失败，则更新任务状态并返回错误提示。这样可与前文的顺序图形成</w:t>
-      </w:r>
-      <w:r>
-        <w:t>“</w:t>
-      </w:r>
-      <w:r>
-        <w:t>外部交互</w:t>
-      </w:r>
-      <w:r>
-        <w:t xml:space="preserve"> + </w:t>
-      </w:r>
-      <w:r>
-        <w:t>内部方法处理</w:t>
-      </w:r>
-      <w:r>
-        <w:t>”</w:t>
-      </w:r>
-      <w:r>
-        <w:t>的对应关系。</w:t>
+        <w:t>的内部业务执行流。任务启动后，服务首先将接收到的成绩单进行本地持久化（</w:t>
+      </w:r>
+      <w:r>
+        <w:t>SaveFile</w:t>
+      </w:r>
+      <w:r>
+        <w:t>）并构建待解析任务；核心环节依赖于成绩解析器判断分支（</w:t>
+      </w:r>
+      <w:r>
+        <w:t>ParseOK</w:t>
+      </w:r>
+      <w:r>
+        <w:t>）：若解析器成功提取学分数据，系统将级联加载</w:t>
+      </w:r>
+      <w:r>
+        <w:t xml:space="preserve"> TrainingPlan </w:t>
+      </w:r>
+      <w:r>
+        <w:t>进行比对，最终落盘分析结果（</w:t>
+      </w:r>
+      <w:r>
+        <w:t>SaveResult</w:t>
+      </w:r>
+      <w:r>
+        <w:t>）；若解析受阻（如文件格式不支持），则直接更新任务状态并引导终端用户进入异常重试流程。</w:t>
       </w:r>
     </w:p>
     <w:p>
@@ -7482,7 +7579,7 @@
           <w:rFonts w:hint="eastAsia"/>
         </w:rPr>
       </w:pPr>
-      <w:bookmarkStart w:id="15" w:name="_Toc229745665"/>
+      <w:bookmarkStart w:id="15" w:name="_Toc229753336"/>
       <w:r>
         <w:rPr>
           <w:sz w:val="24"/>
@@ -7759,7 +7856,7 @@
           <w:noProof/>
         </w:rPr>
         <w:drawing>
-          <wp:inline distT="0" distB="0" distL="0" distR="0" wp14:anchorId="17CCF247" wp14:editId="2C774863">
+          <wp:inline distT="0" distB="0" distL="0" distR="0" wp14:anchorId="706F5648" wp14:editId="7A4E0043">
             <wp:extent cx="5577840" cy="3311842"/>
             <wp:effectExtent l="0" t="0" r="0" b="0"/>
             <wp:docPr id="19" name="Picture 19"/>
@@ -7830,68 +7927,29 @@
         </w:rPr>
       </w:pPr>
       <w:r>
-        <w:t>数据库实体关系设计如下。考虑到系统底层明确采用人大金仓（</w:t>
-      </w:r>
-      <w:r>
-        <w:t>Kingbase</w:t>
-      </w:r>
-      <w:r>
-        <w:t>）数据库，以</w:t>
-      </w:r>
-      <w:r>
+        <w:t>数据库实体关系（</w:t>
+      </w:r>
+      <w:r>
+        <w:t>ER</w:t>
+      </w:r>
+      <w:r>
+        <w:t>）设计如下：</w:t>
+      </w:r>
+    </w:p>
+    <w:p>
+      <w:pPr>
+        <w:jc w:val="center"/>
+        <w:rPr>
+          <w:rFonts w:hint="eastAsia"/>
+        </w:rPr>
+      </w:pPr>
+      <w:r>
+        <w:rPr>
+          <w:noProof/>
+        </w:rPr>
         <w:lastRenderedPageBreak/>
-        <w:t>下</w:t>
-      </w:r>
-      <w:r>
-        <w:t xml:space="preserve"> ER </w:t>
-      </w:r>
-      <w:r>
-        <w:t>图中的字段类型采用</w:t>
-      </w:r>
-      <w:r>
-        <w:t xml:space="preserve"> VARCHAR</w:t>
-      </w:r>
-      <w:r>
-        <w:t>、</w:t>
-      </w:r>
-      <w:r>
-        <w:t>TEXT</w:t>
-      </w:r>
-      <w:r>
-        <w:t>、</w:t>
-      </w:r>
-      <w:r>
-        <w:t>TIMESTAMP</w:t>
-      </w:r>
-      <w:r>
-        <w:t>、</w:t>
-      </w:r>
-      <w:r>
-        <w:t>INTEGER</w:t>
-      </w:r>
-      <w:r>
-        <w:t>、</w:t>
-      </w:r>
-      <w:r>
-        <w:t xml:space="preserve">NUMERIC </w:t>
-      </w:r>
-      <w:r>
-        <w:t>等更贴近物理数据库设计的表达方式，以增强实现层面的严谨性：</w:t>
-      </w:r>
-    </w:p>
-    <w:p>
-      <w:pPr>
-        <w:jc w:val="center"/>
-        <w:rPr>
-          <w:rFonts w:hint="eastAsia"/>
-        </w:rPr>
-      </w:pPr>
-      <w:r>
-        <w:rPr>
-          <w:noProof/>
-        </w:rPr>
         <w:drawing>
-          <wp:inline distT="0" distB="0" distL="0" distR="0" wp14:anchorId="7720D973" wp14:editId="424308AA">
+          <wp:inline distT="0" distB="0" distL="0" distR="0" wp14:anchorId="1D6D1123" wp14:editId="7C373CDC">
             <wp:extent cx="5577840" cy="2177065"/>
             <wp:effectExtent l="0" t="0" r="0" b="0"/>
             <wp:docPr id="20" name="Picture 20"/>
@@ -7990,7 +8048,7 @@
         </w:rPr>
         <w:lastRenderedPageBreak/>
         <w:drawing>
-          <wp:inline distT="0" distB="0" distL="0" distR="0" wp14:anchorId="20B02D36" wp14:editId="21C34716">
+          <wp:inline distT="0" distB="0" distL="0" distR="0" wp14:anchorId="6E26B942" wp14:editId="5E9E0433">
             <wp:extent cx="5577840" cy="12568250"/>
             <wp:effectExtent l="0" t="0" r="0" b="0"/>
             <wp:docPr id="21" name="Picture 21"/>
@@ -8062,13 +8120,43 @@
         </w:rPr>
       </w:pPr>
       <w:r>
-        <w:t>数据设计与类设计保持对应关系：类图中的核心业务对象均在</w:t>
-      </w:r>
-      <w:r>
-        <w:t xml:space="preserve"> ER </w:t>
-      </w:r>
-      <w:r>
-        <w:t>图中有持久化表支撑；多对多关系通过关联表表达；通知投递、审批记录、流程进度和成绩分析结果均单独成表，便于追踪历史状态和进行后续统计。批量导入导出过程必须经过格式校验、预览确认和日志记录，避免错误数据直接写入业务表。</w:t>
+        <w:t>本图呈现了平台核心业务数据导入与导出的完整管控流程。鉴于外部数据（如</w:t>
+      </w:r>
+      <w:r>
+        <w:t xml:space="preserve"> Excel </w:t>
+      </w:r>
+      <w:r>
+        <w:t>报表）存在格式不可控风险，系统在数据入库（</w:t>
+      </w:r>
+      <w:r>
+        <w:t>WriteDB</w:t>
+      </w:r>
+      <w:r>
+        <w:t>）前强制置入了格式校验（</w:t>
+      </w:r>
+      <w:r>
+        <w:t>Validate</w:t>
+      </w:r>
+      <w:r>
+        <w:t>）与预览确认（</w:t>
+      </w:r>
+      <w:r>
+        <w:t>Confirm</w:t>
+      </w:r>
+      <w:r>
+        <w:t>）双重卡点；同时，无论是数据的批量写入还是按条件导出生成报表，最终均汇聚于系统级审计节点（</w:t>
+      </w:r>
+      <w:r>
+        <w:t>SaveLog</w:t>
+      </w:r>
+      <w:r>
+        <w:t>），以此保障底层</w:t>
+      </w:r>
+      <w:r>
+        <w:t xml:space="preserve"> Kingbase </w:t>
+      </w:r>
+      <w:r>
+        <w:t>业务数据的安全隔离与可溯源性。</w:t>
       </w:r>
     </w:p>
     <w:p>
@@ -8078,7 +8166,7 @@
           <w:rFonts w:hint="eastAsia"/>
         </w:rPr>
       </w:pPr>
-      <w:bookmarkStart w:id="16" w:name="_Toc229745666"/>
+      <w:bookmarkStart w:id="16" w:name="_Toc229753337"/>
       <w:r>
         <w:rPr>
           <w:sz w:val="24"/>
@@ -8117,7 +8205,7 @@
           <w:noProof/>
         </w:rPr>
         <w:drawing>
-          <wp:inline distT="0" distB="0" distL="0" distR="0" wp14:anchorId="5B8AE1FE" wp14:editId="7A0CC6A7">
+          <wp:inline distT="0" distB="0" distL="0" distR="0" wp14:anchorId="6F13EFAB" wp14:editId="6ADE5679">
             <wp:extent cx="5577840" cy="3311842"/>
             <wp:effectExtent l="0" t="0" r="0" b="0"/>
             <wp:docPr id="22" name="Picture 22"/>
@@ -8188,25 +8276,7 @@
         </w:rPr>
       </w:pPr>
       <w:r>
-        <w:t>系统的部署架构设计如下。与</w:t>
-      </w:r>
-      <w:r>
-        <w:t xml:space="preserve"> 3.1 </w:t>
-      </w:r>
-      <w:r>
-        <w:t>节的逻辑架构图不同，本图重点描述运行节点和部署位置，回答</w:t>
-      </w:r>
-      <w:r>
-        <w:t>“</w:t>
-      </w:r>
-      <w:r>
-        <w:t>系统组件部署在哪些服务器或资源节点上</w:t>
-      </w:r>
-      <w:r>
-        <w:t>”</w:t>
-      </w:r>
-      <w:r>
-        <w:t>。</w:t>
+        <w:t>系统的部署架构设计如下。</w:t>
       </w:r>
     </w:p>
     <w:p>
@@ -8221,7 +8291,7 @@
           <w:noProof/>
         </w:rPr>
         <w:drawing>
-          <wp:inline distT="0" distB="0" distL="0" distR="0" wp14:anchorId="572DFEC2" wp14:editId="1A934FB1">
+          <wp:inline distT="0" distB="0" distL="0" distR="0" wp14:anchorId="6EA85AC3" wp14:editId="4BAEDFF4">
             <wp:extent cx="5577840" cy="1664814"/>
             <wp:effectExtent l="0" t="0" r="0" b="0"/>
             <wp:docPr id="23" name="Picture 23"/>
@@ -8232,7 +8302,7 @@
               <a:graphicData uri="http://schemas.openxmlformats.org/drawingml/2006/picture">
                 <pic:pic xmlns:pic="http://schemas.openxmlformats.org/drawingml/2006/picture">
                   <pic:nvPicPr>
-                    <pic:cNvPr id="0" name="image.png"/>
+                    <pic:cNvPr id="0" name="diagram-15.png"/>
                     <pic:cNvPicPr/>
                   </pic:nvPicPr>
                   <pic:blipFill>
@@ -8297,22 +8367,14 @@
     </w:p>
     <w:p>
       <w:pPr>
-        <w:ind w:left="397"/>
-        <w:rPr>
-          <w:rFonts w:hint="eastAsia"/>
-        </w:rPr>
-      </w:pPr>
-      <w:r>
-        <w:t xml:space="preserve">• </w:t>
-      </w:r>
-      <w:r>
-        <w:t>客户端通过</w:t>
-      </w:r>
-      <w:r>
-        <w:t xml:space="preserve"> HTTPS </w:t>
-      </w:r>
-      <w:r>
-        <w:t>协议访问接入服务器，学生端与管理员端共享统一入口。</w:t>
+        <w:spacing w:line="300" w:lineRule="auto"/>
+        <w:ind w:firstLine="420"/>
+        <w:rPr>
+          <w:rFonts w:hint="eastAsia"/>
+        </w:rPr>
+      </w:pPr>
+      <w:r>
+        <w:t>本系统采用基于反向代理与多节点隔离的高可用部署策略。</w:t>
       </w:r>
     </w:p>
     <w:p>
@@ -8327,13 +8389,39 @@
         <w:t xml:space="preserve">• </w:t>
       </w:r>
       <w:r>
-        <w:t>接入服务器上的</w:t>
+        <w:t>客户端通过</w:t>
+      </w:r>
+      <w:r>
+        <w:t xml:space="preserve"> HTTPS </w:t>
+      </w:r>
+      <w:r>
+        <w:t>协议访问接入服务器，学生端与管理员端共享统一入口。</w:t>
+      </w:r>
+    </w:p>
+    <w:p>
+      <w:pPr>
+        <w:ind w:left="397"/>
+        <w:rPr>
+          <w:rFonts w:hint="eastAsia"/>
+        </w:rPr>
+      </w:pPr>
+      <w:r>
+        <w:t xml:space="preserve">• </w:t>
+      </w:r>
+      <w:r>
+        <w:t>外部流量统一经由</w:t>
+      </w:r>
+      <w:r>
+        <w:t xml:space="preserve"> AccessNode </w:t>
+      </w:r>
+      <w:r>
+        <w:t>层的</w:t>
       </w:r>
       <w:r>
         <w:t xml:space="preserve"> Nginx </w:t>
       </w:r>
       <w:r>
-        <w:t>负责反向代理、负载均衡和静态资源分发，对外屏蔽后端服务细节。</w:t>
+        <w:t>进行反向代理、负载均衡和静态资源分发，对外屏蔽后端服务细节。</w:t>
       </w:r>
     </w:p>
     <w:p>
@@ -8344,82 +8432,68 @@
         </w:rPr>
       </w:pPr>
       <w:r>
+        <w:t xml:space="preserve">• AppNode </w:t>
+      </w:r>
+      <w:r>
+        <w:t>层部署</w:t>
+      </w:r>
+      <w:r>
+        <w:t xml:space="preserve"> API Gateway</w:t>
+      </w:r>
+      <w:r>
+        <w:t>、业务服务模块和定时任务服务，集中承载认证鉴权、业务处理与后台提醒任务。</w:t>
+      </w:r>
+    </w:p>
+    <w:p>
+      <w:pPr>
+        <w:ind w:left="397"/>
+        <w:rPr>
+          <w:rFonts w:hint="eastAsia"/>
+        </w:rPr>
+      </w:pPr>
+      <w:r>
+        <w:t xml:space="preserve">• FileNode </w:t>
+      </w:r>
+      <w:r>
+        <w:t>层独立保存导入文件、证明模板和自动生成的电子证明，避免与数据库职责混淆。</w:t>
+      </w:r>
+    </w:p>
+    <w:p>
+      <w:pPr>
+        <w:ind w:left="397"/>
+        <w:rPr>
+          <w:rFonts w:hint="eastAsia"/>
+        </w:rPr>
+      </w:pPr>
+      <w:r>
         <w:t xml:space="preserve">• </w:t>
       </w:r>
       <w:r>
-        <w:t>应用服务器部署</w:t>
-      </w:r>
-      <w:r>
-        <w:t xml:space="preserve"> API Gateway</w:t>
-      </w:r>
-      <w:r>
-        <w:t>、业务服务模块和定时任务服务，集中承载认证鉴权、业务处理与后台提醒任务。</w:t>
-      </w:r>
-    </w:p>
-    <w:p>
-      <w:pPr>
-        <w:ind w:left="397"/>
-        <w:rPr>
-          <w:rFonts w:hint="eastAsia"/>
-        </w:rPr>
-      </w:pPr>
-      <w:r>
-        <w:t xml:space="preserve">• </w:t>
-      </w:r>
-      <w:r>
-        <w:t>文件存储节点独立保存导入文件、证明模板和自动生成的电子证明，避免与数据库职责混淆。</w:t>
-      </w:r>
-    </w:p>
-    <w:p>
-      <w:pPr>
-        <w:ind w:left="397"/>
-        <w:rPr>
-          <w:rFonts w:hint="eastAsia"/>
-        </w:rPr>
-      </w:pPr>
-      <w:r>
-        <w:t xml:space="preserve">• </w:t>
-      </w:r>
-      <w:r>
-        <w:t>数据库服务器独立部署</w:t>
-      </w:r>
-      <w:r>
-        <w:t xml:space="preserve"> Kingbase</w:t>
-      </w:r>
-      <w:r>
-        <w:t>，负责持久化核心业务数据，以确保数据安全与高可用。</w:t>
-      </w:r>
-    </w:p>
-    <w:p>
-      <w:pPr>
-        <w:ind w:left="397"/>
-        <w:rPr>
-          <w:rFonts w:hint="eastAsia"/>
-        </w:rPr>
-      </w:pPr>
-      <w:r>
-        <w:t xml:space="preserve">• </w:t>
-      </w:r>
-      <w:r>
-        <w:t>为应对奖学金申请集中期等峰值访问场景，</w:t>
-      </w:r>
-      <w:r>
-        <w:t xml:space="preserve">API Gateway </w:t>
-      </w:r>
-      <w:r>
-        <w:t>与业务服务层应配置合理的连接池机制，并对政策文件、培养方案等高频只读数据在应用内存中进行轻量级缓存，以降低底层</w:t>
+        <w:t>底层存储实行异构分离：高频读写的业务状态流转数据持久化至安全级别最高的</w:t>
       </w:r>
       <w:r>
         <w:t xml:space="preserve"> Kingbase </w:t>
       </w:r>
       <w:r>
-        <w:t>数据库的</w:t>
+        <w:t>集群（</w:t>
+      </w:r>
+      <w:r>
+        <w:t>DBNode</w:t>
+      </w:r>
+      <w:r>
+        <w:t>）；而大容量静态资源（证明模板、归档报表等）则卸载至专用的文件存储节点（</w:t>
+      </w:r>
+      <w:r>
+        <w:t>FileNode</w:t>
+      </w:r>
+      <w:r>
+        <w:t>），从而优化整体系统的</w:t>
       </w:r>
       <w:r>
         <w:t xml:space="preserve"> I/O </w:t>
       </w:r>
       <w:r>
-        <w:t>压力。</w:t>
+        <w:t>吞吐与存储成本。</w:t>
       </w:r>
     </w:p>
     <w:sectPr>
